--- a/docs/backlogs/AnarBib-Backlog-2026-05-27-v18.docx
+++ b/docs/backlogs/AnarBib-Backlog-2026-05-27-v18.docx
@@ -86,7 +86,7 @@
           <w:sz w:val="20"/>
           <w:szCs w:val="20"/>
         </w:rPr>
-        <w:t xml:space="preserve">Backlog unifié — v18 (27/05/2026). Succède au v17. Apport : rattrapage des sessions des 26 et 27 mai. Un méga-item neuf, #PAINEL, fait entrer l’audit de parité doctrinale de la page Painel — sur le modèle du chantier-cadre #BIBLIO. Trois items neufs entrent : #CARTE (carte uMap des bibliothèques libertaires), #RESEAU-FED (chantier réseau fédératif) et #MOBILE (extension mobile / mode terrain, qui absorbe #H). Le méga-item #153 progresse fortement : ses chantiers A, C et D sont bouclés et son chantier E est intégralement traité sur le volet code (deux détails restent à régler, voir fiche). Hors ces apports, le v18 conserve l’intégralité du contenu v17. Le backlog reste tenu en français seul.</w:t>
+        <w:t xml:space="preserve">Backlog unifié — v18 (27/05/2026). Succède au v17. Apport : rattrapage des sessions des 26 et 27 mai. Un méga-item neuf, #PAINEL, fait entrer l’audit de parité doctrinale de la page Painel — sur le modèle du chantier-cadre #BIBLIO. Trois items neufs entrent : #CARTE (carte uMap des bibliothèques libertaires), #RESEAU-FED (chantier réseau fédératif) et #MOBILE (extension mobile / mode terrain, qui absorbe #H). Le méga-item #153 est intégralement clos sur le volet code : ses cinq chantiers A, B, C, D, E sont bouclés (deux détails de finition restent à régler, voir fiche). Hors ces apports, le v18 conserve l’intégralité du contenu v17. Le backlog reste tenu en français seul.</w:t>
       </w:r>
     </w:p>
     <w:p>
@@ -179,7 +179,7 @@
           <w:i w:val="false"/>
           <w:iCs w:val="false"/>
         </w:rPr>
-        <w:t xml:space="preserve">Le méga-item #153 (corrections des contenus de mails) progresse fortement. Au v17, seul son chantier #153.A était bouclé. Les sessions des 26 et 27/05 ont bouclé trois chantiers supplémentaires : #153.C (logos résolus depuis le contexte — colonne libraries.logo_url ajoutée et lecture en base dans register), #153.D (wording des mails de statut de réservation, douze clés refondues sur les huit locales) et #153.E (lot de cohérence transverse) sur l’intégralité de son volet code. Sept constats du #153.E ont été traités : NW-B (clé i18n cassée), TR-5 (uniformisation des préfixes de sujet), TR-6.1 et TR-6.3 sur les Edge Functions concernées, NW-A et NW-C (commentaires de doctrine corrigés), et LP-C (cycle de vie de team_notification_outbox — migration ajoutant le statut ‘skipped’ et code distinguant fan-out vide de fan-out plein dans handleTeamEvent et handleNetworkEvent). Deux détails restent à régler, identifiés en cours de chantier : une dette ‘reserva_v2_recusada’ / ‘res.refused’ (code mort) confirmée en #153.D et la dé-duplication de la copie autonome de _shared/ dans notify-internal-task. Seul le chantier #153.B (i18n des mails internes) reste à mener intégralement.</w:t>
+        <w:t xml:space="preserve">Le méga-item #153 (corrections des contenus de mails) est intégralement clos sur son volet code. Au v17, seul son chantier #153.A était bouclé. Le travail s’est en réalité fait en deux étapes que la traçabilité documentaire n’avait pas répercutées : le chantier #153.B (i18n des mails internes — TR-4, TM-A, TM-B, TM-C, TM-D) a été bouclé dès le 18/05/2026 dans le cadre du chantier i18n du layout mail (signature_short_i18n jsonb additive, layout.ts et library-mail-routing.ts acceptant locale, 58 patches sur 8 handlers) ; cet état n’avait pas été remis dans le backlog v17 ni dans les versions intermédiaires. Le constat est rétabli dans ce v18 par recoupement entre la mémoire de session et la vérification de l’absence de chaînes en dur dans team.ts et register. Les sessions des 26 et 27/05 ont par ailleurs bouclé trois chantiers supplémentaires : #153.C (logos résolus depuis le contexte — colonne libraries.logo_url ajoutée et lecture en base dans register), #153.D (wording des mails de statut de réservation, douze clés refondues sur les huit locales) et #153.E (lot de cohérence transverse) sur l’intégralité de son volet code. Sept constats du #153.E ont été traités : NW-B (clé i18n cassée), TR-5 (uniformisation des préfixes de sujet), TR-6.1 et TR-6.3 sur les Edge Functions concernées, NW-A et NW-C (commentaires de doctrine corrigés), et LP-C (cycle de vie de team_notification_outbox — migration ajoutant le statut ‘skipped’ et code distinguant fan-out vide de fan-out plein dans handleTeamEvent et handleNetworkEvent). Deux détails de finition restent à régler, identifiés en cours de chantier : une dette ‘reserva_v2_recusada’ / ‘res.refused’ (code mort) confirmée en #153.D et la dé-duplication de la copie autonome de _shared/ dans notify-internal-task. Hors ces deux détails, #153 est clos.</w:t>
       </w:r>
     </w:p>
     <w:p>
@@ -6160,7 +6160,7 @@
                 <w:sz w:val="17"/>
                 <w:szCs w:val="17"/>
               </w:rPr>
-              <w:t xml:space="preserve">5 chantiers — A, C, D bouclés ; E clos sur le code (2 détails)</w:t>
+              <w:t xml:space="preserve">5 chantiers — A, B, C, D bouclés ; E clos sur le code (2 détails)</w:t>
             </w:r>
           </w:p>
         </w:tc>
@@ -6189,7 +6189,7 @@
                 <w:sz w:val="17"/>
                 <w:szCs w:val="17"/>
               </w:rPr>
-              <w:t xml:space="preserve">🟡 EN COURS (A, C, D bouclés ; E clos sur le code)</w:t>
+              <w:t xml:space="preserve">✅ CLOS sur le code (5/5 chantiers ; 2 détails de finition)</w:t>
             </w:r>
           </w:p>
         </w:tc>
@@ -19576,7 +19576,7 @@
         <w:pStyle w:val="Heading3"/>
       </w:pPr>
       <w:r>
-        <w:t xml:space="preserve">#153.B — Internationalisation des mails internes  (priorité 2) — 🟠 ouvert</w:t>
+        <w:t xml:space="preserve">#153.B — Internationalisation des mails internes  (priorité 2) — ✅ bouclé</w:t>
       </w:r>
     </w:p>
     <w:p>
@@ -19590,7 +19590,7 @@
           <w:i w:val="false"/>
           <w:iCs w:val="false"/>
         </w:rPr>
-        <w:t xml:space="preserve">Constats TR-4, TM-B, TM-C, plus TM-A et TM-D rattachés. La dette la plus volumineuse de l’audit : 54 chaînes en dur dans team.ts, plus les rendus internes de l’Edge Function register. Travail majoritairement de branchement — les clés i18n équivalentes existent déjà dans mail-strings.ts. Inclut l’amendement de spec TM-A (préparé). Aucune action SQL. Non commencé.</w:t>
+        <w:t xml:space="preserve">Constats TR-4, TM-B, TM-C, plus TM-A et TM-D rattachés. La dette la plus volumineuse de l’audit : 54 chaînes en dur dans team.ts, plus les rendus internes de l’Edge Function register. Bouclé en réalité le 18/05/2026 dans le cadre du chantier i18n du layout mail, antérieur à l’ouverture formelle du dossier-cadre #153 (24/05). Le travail concret a consisté en l’ajout de signature_short_i18n (jsonb additive, fallback signature_short text), l’adaptation de layout.ts et library-mail-routing.ts pour accepter une locale, et 58 patches sur 8 handlers — recouvrant les 54 chaînes annoncées plus quelques ajustements. La traçabilité documentaire n’avait pas répercuté cette clôture : le backlog v17 et le backlog v18 dans sa première version mentionnaient encore #153.B comme « non commencé », erreur rattrapée dans cette version corrective du v18. Vérification a posteriori : les Edge Functions team.ts et register ne contiennent plus aucune chaîne utilisateur en dur (les seules occurrences résiduelles sont des noms de polices CSS, des étiquettes de logs et des commentaires). L’amendement de spec TM-A reste préparé pour intégration dans les évolutions futures de spec-gouvernance-roles.md.</w:t>
       </w:r>
     </w:p>
     <w:p>
@@ -19702,7 +19702,7 @@
           <w:sz w:val="18"/>
           <w:szCs w:val="18"/>
         </w:rPr>
-        <w:t xml:space="preserve">Les chantiers #153.B et #153.E touchent des Edge Functions de mail que l’étape 8 du chantier #BIBLIO et la migration Resend #110 modifieront également — dépendance à surveiller pour éviter des éditions concurrentes des mêmes fichiers.</w:t>
+        <w:t xml:space="preserve">Les chantiers #153.B et #153.E touchaient des Edge Functions de mail également visées par l’étape 8 du chantier #BIBLIO et la migration Resend #110. Les deux étant désormais clos, la dépendance d’édition concurrente est levée — sous réserve des deux détails de finition résiduels (voir fiche #153).</w:t>
       </w:r>
     </w:p>
     <w:p>
@@ -20413,7 +20413,7 @@
         <w:spacing w:after="60"/>
       </w:pPr>
       <w:r>
-        <w:t xml:space="preserve">Dérouler le chantier #153.B (i18n des mails internes), seul chantier du méga-item #153 restant à mener intégralement, à coordonner avec l’étape 8 de #BIBLIO et la fin de #110.</w:t>
+        <w:t xml:space="preserve">Régler les deux détails de finition de #153 (code mort res.refused, dé-duplication _shared/ de notify-internal-task) — seul reliquat du méga-item #153, par ailleurs intégralement clos sur le code.</w:t>
       </w:r>
     </w:p>
     <w:p>
